--- a/spa/docx/32.content.docx
+++ b/spa/docx/32.content.docx
@@ -19,7 +19,7 @@
         <w:rPr>
           <w:lang w:val="es_ES" w:bidi="es_ES"/>
         </w:rPr>
-        <w:t>Resource: Notas de Estudio - Introducciones a los Libros (Tyndale)</w:t>
+        <w:t>Resource: Tyndale Open Study Notes</w:t>
       </w:r>
       <w:r>
         <w:rPr>
@@ -112,7 +112,7 @@
         <w:rPr>
           <w:lang w:val="es_ES" w:bidi="es_ES"/>
         </w:rPr>
-        <w:t>Notas de Estudio - Introducciones a los Libros (Tyndale)</w:t>
+        <w:t>Tyndale Open Study Notes</w:t>
       </w:r>
     </w:p>
     <w:p>

--- a/spa/docx/32.content.docx
+++ b/spa/docx/32.content.docx
@@ -19,7 +19,7 @@
         <w:rPr>
           <w:lang w:val="es_ES" w:bidi="es_ES"/>
         </w:rPr>
-        <w:t>Resource: Tyndale Open Study Notes</w:t>
+        <w:t>Resource: Aquifer Open Study Notes (Book Intros)</w:t>
       </w:r>
       <w:r>
         <w:rPr>
@@ -112,7 +112,7 @@
         <w:rPr>
           <w:lang w:val="es_ES" w:bidi="es_ES"/>
         </w:rPr>
-        <w:t>Tyndale Open Study Notes</w:t>
+        <w:t>Aquifer Open Study Notes (Book Intros)</w:t>
       </w:r>
     </w:p>
     <w:p>

--- a/spa/docx/32.content.docx
+++ b/spa/docx/32.content.docx
@@ -258,54 +258,36 @@
         </w:rPr>
         <w:t xml:space="preserve">Jonás fue un profeta en el reino del norte de Israel durante el reinado políticamente próspero pero espiritualmente oscuro de Jeroboam II (793–753 a.C.). A pesar de los fracasos espirituales de Jeroboam (ver </w:t>
       </w:r>
-      <w:hyperlink r:id="rId13">
-        <w:r>
-          <w:rPr>
-            <w:lang w:val="es_ES" w:bidi="es_ES"/>
-          </w:rPr>
-          <w:rPr>
-            <w:color w:val="0000EE"/>
-            <w:u w:val="single"/>
-          </w:rPr>
-          <w:t>2 Re 14:23–24</w:t>
-        </w:r>
-      </w:hyperlink>
+      <w:r>
+        <w:rPr>
+          <w:lang w:val="es_ES" w:bidi="es_ES"/>
+        </w:rPr>
+        <w:t>2 Re 14:23–24</w:t>
+      </w:r>
       <w:r>
         <w:rPr>
           <w:lang w:val="es_ES" w:bidi="es_ES"/>
         </w:rPr>
         <w:t>), su territorio continuó expandiéndose, tal como Jonás predijo (</w:t>
       </w:r>
-      <w:hyperlink r:id="rId14">
-        <w:r>
-          <w:rPr>
-            <w:lang w:val="es_ES" w:bidi="es_ES"/>
-          </w:rPr>
-          <w:rPr>
-            <w:color w:val="0000EE"/>
-            <w:u w:val="single"/>
-          </w:rPr>
-          <w:t>2 Re 14:25</w:t>
-        </w:r>
-      </w:hyperlink>
+      <w:r>
+        <w:rPr>
+          <w:lang w:val="es_ES" w:bidi="es_ES"/>
+        </w:rPr>
+        <w:t>2 Re 14:25</w:t>
+      </w:r>
       <w:r>
         <w:rPr>
           <w:lang w:val="es_ES" w:bidi="es_ES"/>
         </w:rPr>
         <w:t xml:space="preserve">), alcanzando aproximadamente el tamaño que había tenido en los días de gloria de David y Salomón (ver </w:t>
       </w:r>
-      <w:hyperlink r:id="rId15">
-        <w:r>
-          <w:rPr>
-            <w:lang w:val="es_ES" w:bidi="es_ES"/>
-          </w:rPr>
-          <w:rPr>
-            <w:color w:val="0000EE"/>
-            <w:u w:val="single"/>
-          </w:rPr>
-          <w:t>1 Re 8:65</w:t>
-        </w:r>
-      </w:hyperlink>
+      <w:r>
+        <w:rPr>
+          <w:lang w:val="es_ES" w:bidi="es_ES"/>
+        </w:rPr>
+        <w:t>1 Re 8:65</w:t>
+      </w:r>
       <w:r>
         <w:rPr>
           <w:lang w:val="es_ES" w:bidi="es_ES"/>
@@ -326,18 +308,12 @@
         </w:rPr>
         <w:t>En ese momento, Nínive era una ciudad clave en el Imperio Asirio. El poder de Asiria había crecido en las décadas anteriores. Salmanasar III de Asiria (858–824 a.C.) había extendido la influencia del imperio hasta Palestina. La historia asiria de ese período registrana Salmanasar enfrentándose al rey israelita Acab (</w:t>
       </w:r>
-      <w:hyperlink r:id="rId16">
-        <w:r>
-          <w:rPr>
-            <w:lang w:val="es_ES" w:bidi="es_ES"/>
-          </w:rPr>
-          <w:rPr>
-            <w:color w:val="0000EE"/>
-            <w:u w:val="single"/>
-          </w:rPr>
-          <w:t>1 Re 17:1–22:53</w:t>
-        </w:r>
-      </w:hyperlink>
+      <w:r>
+        <w:rPr>
+          <w:lang w:val="es_ES" w:bidi="es_ES"/>
+        </w:rPr>
+        <w:t>1 Re 17:1–22:53</w:t>
+      </w:r>
       <w:r>
         <w:rPr>
           <w:lang w:val="es_ES" w:bidi="es_ES"/>
@@ -383,54 +359,36 @@
         </w:rPr>
         <w:t xml:space="preserve">El libro de Jonás se divide naturalmente en dos partes. </w:t>
       </w:r>
-      <w:hyperlink r:id="rId17">
-        <w:r>
-          <w:rPr>
-            <w:lang w:val="es_ES" w:bidi="es_ES"/>
-          </w:rPr>
-          <w:rPr>
-            <w:color w:val="0000EE"/>
-            <w:u w:val="single"/>
-          </w:rPr>
-          <w:t>Los capítulos 1–2</w:t>
-        </w:r>
-      </w:hyperlink>
+      <w:r>
+        <w:rPr>
+          <w:lang w:val="es_ES" w:bidi="es_ES"/>
+        </w:rPr>
+        <w:t>Los capítulos 1–2</w:t>
+      </w:r>
       <w:r>
         <w:rPr>
           <w:lang w:val="es_ES" w:bidi="es_ES"/>
         </w:rPr>
         <w:t xml:space="preserve"> narran el rechazo inicial de Jonás a la misión que el Señor le encomendó de advertir a Nínive sobre el juicio que enfrentaría debido a su maldad. En lugar de dirigirse a Nínive, Jonás se embarcó en dirección opuesta (</w:t>
       </w:r>
-      <w:hyperlink r:id="rId18">
-        <w:r>
-          <w:rPr>
-            <w:lang w:val="es_ES" w:bidi="es_ES"/>
-          </w:rPr>
-          <w:rPr>
-            <w:color w:val="0000EE"/>
-            <w:u w:val="single"/>
-          </w:rPr>
-          <w:t>1:3</w:t>
-        </w:r>
-      </w:hyperlink>
+      <w:r>
+        <w:rPr>
+          <w:lang w:val="es_ES" w:bidi="es_ES"/>
+        </w:rPr>
+        <w:t>1:3</w:t>
+      </w:r>
       <w:r>
         <w:rPr>
           <w:lang w:val="es_ES" w:bidi="es_ES"/>
         </w:rPr>
         <w:t>). Pero el Señor envió una tormenta furiosa para castigar al profeta. Después de un intento frenético por parte de los marineros paganos de apaciguar a cualquier dios que hubieran ofendido, Jonás fue "descubierto" y arrojado por la borda a regañadientes. Dios entonces demostró su poder calmando la tormenta, y en un giro irónico, los marineros paganos adoraron a Dios mientras su profeta presumiblemente se hundía en una muerte vergonzosa. Pero Dios tenía planes para salvar a Jonás. Jonás fue tragado por un "gran pez", dentro del cual aparentemente se arrepintió (</w:t>
       </w:r>
-      <w:hyperlink r:id="rId19">
-        <w:r>
-          <w:rPr>
-            <w:lang w:val="es_ES" w:bidi="es_ES"/>
-          </w:rPr>
-          <w:rPr>
-            <w:color w:val="0000EE"/>
-            <w:u w:val="single"/>
-          </w:rPr>
-          <w:t>cap 2</w:t>
-        </w:r>
-      </w:hyperlink>
+      <w:r>
+        <w:rPr>
+          <w:lang w:val="es_ES" w:bidi="es_ES"/>
+        </w:rPr>
+        <w:t>cap 2</w:t>
+      </w:r>
       <w:r>
         <w:rPr>
           <w:lang w:val="es_ES" w:bidi="es_ES"/>
@@ -451,72 +409,48 @@
         </w:rPr>
         <w:t xml:space="preserve">En </w:t>
       </w:r>
-      <w:hyperlink r:id="rId20">
-        <w:r>
-          <w:rPr>
-            <w:lang w:val="es_ES" w:bidi="es_ES"/>
-          </w:rPr>
-          <w:rPr>
-            <w:color w:val="0000EE"/>
-            <w:u w:val="single"/>
-          </w:rPr>
-          <w:t>los capítulos 3–4</w:t>
-        </w:r>
-      </w:hyperlink>
+      <w:r>
+        <w:rPr>
+          <w:lang w:val="es_ES" w:bidi="es_ES"/>
+        </w:rPr>
+        <w:t>los capítulos 3–4</w:t>
+      </w:r>
       <w:r>
         <w:rPr>
           <w:lang w:val="es_ES" w:bidi="es_ES"/>
         </w:rPr>
         <w:t>, Dios reafirmó su misión al profeta para predicar en Nínive, y esta vez, Jonás obedeció. Nínive se arrepintió en masa al escuchar las advertencias de Jonás (</w:t>
       </w:r>
-      <w:hyperlink r:id="rId21">
-        <w:r>
-          <w:rPr>
-            <w:lang w:val="es_ES" w:bidi="es_ES"/>
-          </w:rPr>
-          <w:rPr>
-            <w:color w:val="0000EE"/>
-            <w:u w:val="single"/>
-          </w:rPr>
-          <w:t>capítulo 3</w:t>
-        </w:r>
-      </w:hyperlink>
+      <w:r>
+        <w:rPr>
+          <w:lang w:val="es_ES" w:bidi="es_ES"/>
+        </w:rPr>
+        <w:t>capítulo 3</w:t>
+      </w:r>
       <w:r>
         <w:rPr>
           <w:lang w:val="es_ES" w:bidi="es_ES"/>
         </w:rPr>
         <w:t>), y Dios se abstuvo de ejecutar el juicio que Jonás había advertido que vendría (</w:t>
       </w:r>
-      <w:hyperlink r:id="rId22">
-        <w:r>
-          <w:rPr>
-            <w:lang w:val="es_ES" w:bidi="es_ES"/>
-          </w:rPr>
-          <w:rPr>
-            <w:color w:val="0000EE"/>
-            <w:u w:val="single"/>
-          </w:rPr>
-          <w:t>3:10</w:t>
-        </w:r>
-      </w:hyperlink>
+      <w:r>
+        <w:rPr>
+          <w:lang w:val="es_ES" w:bidi="es_ES"/>
+        </w:rPr>
+        <w:t>3:10</w:t>
+      </w:r>
       <w:r>
         <w:rPr>
           <w:lang w:val="es_ES" w:bidi="es_ES"/>
         </w:rPr>
         <w:t>). En otro giro irónico, Jonás no pudo aceptar la misericordia de Dios hacia los enemigos de Israel. Jonás pasó de la ira a la desesperación (</w:t>
       </w:r>
-      <w:hyperlink r:id="rId23">
-        <w:r>
-          <w:rPr>
-            <w:lang w:val="es_ES" w:bidi="es_ES"/>
-          </w:rPr>
-          <w:rPr>
-            <w:color w:val="0000EE"/>
-            <w:u w:val="single"/>
-          </w:rPr>
-          <w:t>capítulo 4</w:t>
-        </w:r>
-      </w:hyperlink>
+      <w:r>
+        <w:rPr>
+          <w:lang w:val="es_ES" w:bidi="es_ES"/>
+        </w:rPr>
+        <w:t>capítulo 4</w:t>
+      </w:r>
       <w:r>
         <w:rPr>
           <w:lang w:val="es_ES" w:bidi="es_ES"/>
@@ -586,18 +520,12 @@
         </w:rPr>
         <w:t xml:space="preserve">? Muchos han insistido en que el libro es ficticio porque describe eventos milagrosos, y se han hecho diversos intentos para clasificar el libro según algún género literario no histórico, como parábola o historia didáctica. Aunque el autor de Jonás utilizó ciertos recursos literarios para transmitir su mensaje (como el uso de la poesía, la ironía y el lenguaje común a las parábolas), el libro se presenta como un relato histórico (ver </w:t>
       </w:r>
-      <w:hyperlink r:id="rId24">
-        <w:r>
-          <w:rPr>
-            <w:lang w:val="es_ES" w:bidi="es_ES"/>
-          </w:rPr>
-          <w:rPr>
-            <w:color w:val="0000EE"/>
-            <w:u w:val="single"/>
-          </w:rPr>
-          <w:t>1:1</w:t>
-        </w:r>
-      </w:hyperlink>
+      <w:r>
+        <w:rPr>
+          <w:lang w:val="es_ES" w:bidi="es_ES"/>
+        </w:rPr>
+        <w:t>1:1</w:t>
+      </w:r>
       <w:r>
         <w:rPr>
           <w:lang w:val="es_ES" w:bidi="es_ES"/>
@@ -629,18 +557,12 @@
         </w:rPr>
         <w:t>Jonás es único entre los libros proféticos. Narra cómo Dios envía a un profeta a Asiria, un enemigo de Israel, y el arrepentimiento generalizado que resulta. La lección que Jonás aprendió fue una que toda la nación de Israel necesitaba: “mi salvación viene solo del Señor” (</w:t>
       </w:r>
-      <w:hyperlink r:id="rId25">
-        <w:r>
-          <w:rPr>
-            <w:lang w:val="es_ES" w:bidi="es_ES"/>
-          </w:rPr>
-          <w:rPr>
-            <w:color w:val="0000EE"/>
-            <w:u w:val="single"/>
-          </w:rPr>
-          <w:t>2:10</w:t>
-        </w:r>
-      </w:hyperlink>
+      <w:r>
+        <w:rPr>
+          <w:lang w:val="es_ES" w:bidi="es_ES"/>
+        </w:rPr>
+        <w:t>2:10</w:t>
+      </w:r>
       <w:r>
         <w:rPr>
           <w:lang w:val="es_ES" w:bidi="es_ES"/>
@@ -660,18 +582,12 @@
         </w:rPr>
         <w:t xml:space="preserve">). La salvación es del Señor para otorgar a quien él quiera, y aquellos que han recibido la misericordia de Dios no deben intentar restringir el flujo de esta misericordia a otros, incluso a sus enemigos (ver </w:t>
       </w:r>
-      <w:hyperlink r:id="rId23">
-        <w:r>
-          <w:rPr>
-            <w:lang w:val="es_ES" w:bidi="es_ES"/>
-          </w:rPr>
-          <w:rPr>
-            <w:color w:val="0000EE"/>
-            <w:u w:val="single"/>
-          </w:rPr>
-          <w:t>cap. 4</w:t>
-        </w:r>
-      </w:hyperlink>
+      <w:r>
+        <w:rPr>
+          <w:lang w:val="es_ES" w:bidi="es_ES"/>
+        </w:rPr>
+        <w:t>cap. 4</w:t>
+      </w:r>
       <w:r>
         <w:rPr>
           <w:lang w:val="es_ES" w:bidi="es_ES"/>
@@ -692,72 +608,48 @@
         </w:rPr>
         <w:t>La salvación, ya sea de la amenaza de daño físico o del juicio, está directamente relacionada con la soberanía de Dios. Los marineros fueron salvados después de que Dios calmó la tormenta. Jonás fue salvado de ahogarse cuando Dios envió al pez para tragarlo. No hay lugar, incluso en las profundidades del océano, del cual Dios no pueda liberar y proteger la vida humana. Asimismo, no hay nación que Dios no pueda juzgar (</w:t>
       </w:r>
-      <w:hyperlink r:id="rId26">
-        <w:r>
-          <w:rPr>
-            <w:lang w:val="es_ES" w:bidi="es_ES"/>
-          </w:rPr>
-          <w:rPr>
-            <w:color w:val="0000EE"/>
-            <w:u w:val="single"/>
-          </w:rPr>
-          <w:t>3:4</w:t>
-        </w:r>
-      </w:hyperlink>
+      <w:r>
+        <w:rPr>
+          <w:lang w:val="es_ES" w:bidi="es_ES"/>
+        </w:rPr>
+        <w:t>3:4</w:t>
+      </w:r>
       <w:r>
         <w:rPr>
           <w:lang w:val="es_ES" w:bidi="es_ES"/>
         </w:rPr>
         <w:t>,</w:t>
       </w:r>
-      <w:hyperlink r:id="rId27">
-        <w:r>
-          <w:rPr>
-            <w:lang w:val="es_ES" w:bidi="es_ES"/>
-          </w:rPr>
-          <w:rPr>
-            <w:color w:val="0000EE"/>
-            <w:u w:val="single"/>
-          </w:rPr>
-          <w:t>9</w:t>
-        </w:r>
-      </w:hyperlink>
+      <w:r>
+        <w:rPr>
+          <w:lang w:val="es_ES" w:bidi="es_ES"/>
+        </w:rPr>
+        <w:t>9</w:t>
+      </w:r>
       <w:r>
         <w:rPr>
           <w:lang w:val="es_ES" w:bidi="es_ES"/>
         </w:rPr>
         <w:t>) o salvar del juicio (</w:t>
       </w:r>
-      <w:hyperlink r:id="rId22">
-        <w:r>
-          <w:rPr>
-            <w:lang w:val="es_ES" w:bidi="es_ES"/>
-          </w:rPr>
-          <w:rPr>
-            <w:color w:val="0000EE"/>
-            <w:u w:val="single"/>
-          </w:rPr>
-          <w:t>3:10,</w:t>
-        </w:r>
-      </w:hyperlink>
+      <w:r>
+        <w:rPr>
+          <w:lang w:val="es_ES" w:bidi="es_ES"/>
+        </w:rPr>
+        <w:t>3:10,</w:t>
+      </w:r>
       <w:r>
         <w:rPr>
           <w:lang w:val="es_ES" w:bidi="es_ES"/>
         </w:rPr>
         <w:t xml:space="preserve"> ver </w:t>
       </w:r>
-      <w:hyperlink r:id="rId28">
-        <w:r>
-          <w:rPr>
-            <w:lang w:val="es_ES" w:bidi="es_ES"/>
-          </w:rPr>
-          <w:rPr>
-            <w:color w:val="0000EE"/>
-            <w:u w:val="single"/>
-          </w:rPr>
-          <w:t>Jr 18:7–10</w:t>
-        </w:r>
-      </w:hyperlink>
+      <w:r>
+        <w:rPr>
+          <w:lang w:val="es_ES" w:bidi="es_ES"/>
+        </w:rPr>
+        <w:t>Jr 18:7–10</w:t>
+      </w:r>
       <w:r>
         <w:rPr>
           <w:lang w:val="es_ES" w:bidi="es_ES"/>
@@ -778,54 +670,36 @@
         </w:rPr>
         <w:t xml:space="preserve">El libro de Jonás afirma que, mucho antes de que Cristo viniera, Dios deseaba llevar la salvación más allá de las fronteras de Israel. Israel era su pueblo del pacto, pero desde el principio su intención era bendecir a las naciones a través de Israel (ver </w:t>
       </w:r>
-      <w:hyperlink r:id="rId29">
-        <w:r>
-          <w:rPr>
-            <w:lang w:val="es_ES" w:bidi="es_ES"/>
-          </w:rPr>
-          <w:rPr>
-            <w:color w:val="0000EE"/>
-            <w:u w:val="single"/>
-          </w:rPr>
-          <w:t>Gn 12:3</w:t>
-        </w:r>
-      </w:hyperlink>
+      <w:r>
+        <w:rPr>
+          <w:lang w:val="es_ES" w:bidi="es_ES"/>
+        </w:rPr>
+        <w:t>Gn 12:3</w:t>
+      </w:r>
       <w:r>
         <w:rPr>
           <w:lang w:val="es_ES" w:bidi="es_ES"/>
         </w:rPr>
         <w:t>). El deseo de Dios para las naciones es que se aparten de los ídolos para conocerlo a él, que es el Dios del cielo que creó el mundo (</w:t>
       </w:r>
-      <w:hyperlink r:id="rId30">
-        <w:r>
-          <w:rPr>
-            <w:lang w:val="es_ES" w:bidi="es_ES"/>
-          </w:rPr>
-          <w:rPr>
-            <w:color w:val="0000EE"/>
-            <w:u w:val="single"/>
-          </w:rPr>
-          <w:t xml:space="preserve">Jon 1:9, </w:t>
-        </w:r>
-      </w:hyperlink>
+      <w:r>
+        <w:rPr>
+          <w:lang w:val="es_ES" w:bidi="es_ES"/>
+        </w:rPr>
+        <w:t xml:space="preserve">Jon 1:9, </w:t>
+      </w:r>
       <w:r>
         <w:rPr>
           <w:lang w:val="es_ES" w:bidi="es_ES"/>
         </w:rPr>
         <w:t xml:space="preserve">ver </w:t>
       </w:r>
-      <w:hyperlink r:id="rId31">
-        <w:r>
-          <w:rPr>
-            <w:lang w:val="es_ES" w:bidi="es_ES"/>
-          </w:rPr>
-          <w:rPr>
-            <w:color w:val="0000EE"/>
-            <w:u w:val="single"/>
-          </w:rPr>
-          <w:t>2 Pe 3:9</w:t>
-        </w:r>
-      </w:hyperlink>
+      <w:r>
+        <w:rPr>
+          <w:lang w:val="es_ES" w:bidi="es_ES"/>
+        </w:rPr>
+        <w:t>2 Pe 3:9</w:t>
+      </w:r>
       <w:r>
         <w:rPr>
           <w:lang w:val="es_ES" w:bidi="es_ES"/>
